--- a/docs/book/Word/Chapter16/How_the_Brain_Learns_Chapter_16_NIMCP.docx
+++ b/docs/book/Word/Chapter16/How_the_Brain_Learns_Chapter_16_NIMCP.docx
@@ -210,7 +210,7 @@
         <w:pStyle w:val="BodyText"/>
       </w:pPr>
       <w:r>
-        <w:t xml:space="preserve">A disclosure is needed before going further. NIMCP is the author’s own project. That is a reason for care rather than for silence, and this chapter holds it to the standard the book has applied to every other claim: what the code actually does, what has been measured, and what the measurements show. The account is based on a reading of the NIMCP source code, documentation, training logs, and evaluation files as they stood in October 2026, and where the documentation and the code disagree, the chapter follows the code. The project will have changed by the time this is read; the account describes it as it stood, and the questions it raises will outlast the details.</w:t>
+        <w:t xml:space="preserve">A disclosure is needed before going further. NIMCP is the author’s own project. That is a reason for care rather than for silence, and this chapter holds it to the standard the book has applied to every other claim: what the code actually does, what has been measured, and what the measurements show. The account is based on a reading of the NIMCP source code, documentation, training logs, and evaluation files, and where the documentation and the code disagree, the chapter follows the code. It describes NIMCP as it stood in October 2026, at commit 4693efd of the project’s repository (18 October 2026), and later versions may differ; the questions it raises will outlast the details.</w:t>
       </w:r>
     </w:p>
     <w:p>
@@ -323,7 +323,7 @@
         <w:pStyle w:val="BodyText"/>
       </w:pPr>
       <w:r>
-        <w:t xml:space="preserve">The scale is real but more modest than some of the project’s own descriptions. The spiking network has about 1.8 million neurons in 46 populations, plus about 200,000 more in language and sensorimotor populations, for roughly 2 million in all. The number of synapses, counted from the connectivity tables and the size of the saved network, is about 1.5 billion, not the</w:t>
+        <w:t xml:space="preserve">The scale is real but more modest than some of the project’s own descriptions. The spiking network has about 1.8 million neurons in 46 populations, plus about 200,000 more in language and sensorimotor populations, for roughly two million in all. The number of synapses, counted from the connectivity tables and the size of the saved network, is about 1.5 billion, not the</w:t>
       </w:r>
       <w:r>
         <w:t xml:space="preserve"> </w:t>
@@ -711,7 +711,7 @@
         <w:t xml:space="preserve"> </w:t>
       </w:r>
       <w:r>
-        <w:t xml:space="preserve">phase in which pairs of stored experiences are blended and learned. But these all train the same network, rather than a fast store and a slow one with different rules, and the protection against forgetting that the code contains, a method called elastic weight consolidation that Chapter 11 described, is implemented but never connected.</w:t>
+        <w:t xml:space="preserve">phase in which pairs of stored experiences are blended and learned. But these all train the same network, rather than a fast store and a slow one with different rules, and the protection against forgetting that the code contains, a method called elastic weight consolidation that Chapters 9 and 11 described, is implemented but never connected.</w:t>
       </w:r>
       <w:r>
         <w:rPr>
@@ -751,7 +751,7 @@
         <w:pStyle w:val="FirstParagraph"/>
       </w:pPr>
       <w:r>
-        <w:t xml:space="preserve">The book’s learning rule, stated in Chapters 3 and 5, has three factors: a synapse changes according to the activity on its two sides, the change is held for a second or so in an eligibility trace, and a broadcast signal of reward or surprise decides whether the change is kept. NIMCP has every ingredient of this rule somewhere in its code, and the way they are and are not connected is the clearest illustration in this chapter of how hard it is to turn a principle into a working system.</w:t>
+        <w:t xml:space="preserve">The book’s learning rule, stated in Chapters 3 and 5, has three factors: a synapse changes according to the activity on its two sides, the change is held for seconds to minutes in an eligibility trace, and a broadcast signal of reward or surprise decides whether the change is kept. NIMCP has every ingredient of this rule somewhere in its code, and the way they are and are not connected is the clearest illustration in this chapter of how hard it is to turn a principle into a working system.</w:t>
       </w:r>
     </w:p>
     <w:p>
@@ -1220,7 +1220,7 @@
         <w:pStyle w:val="BodyText"/>
       </w:pPr>
       <w:r>
-        <w:t xml:space="preserve">The deeper difficulty is the one Chapters 10 and 13 raised. A child does not start from a random network; it starts from a brain that evolution has shaped and development has organized, so that much of what looks like learning is the tuning of a system already close to the answer. NIMCP starts from a generic hierarchy with random sparse connections and asks it to discover everything from a few hundred thousand training examples. Figure 16.5 puts its scale in context. It has more neurons than a honeybee, which can learn to count and to sort pictures into categories, but its neurons have about a tenth of the connections of a cortical neuron, and it has none of the bee’s inherited circuitry.</w:t>
+        <w:t xml:space="preserve">The deeper difficulty is the one Chapters 10 and 13 raised. A child does not start from a random network; it starts from a brain that evolution has shaped and development has organized, so that much of what looks like learning is the tuning of a system already close to the answer. NIMCP starts from a generic hierarchy with random sparse connections and asks it to discover everything from a few hundred thousand training examples. Figure 16.5 puts its scale in context. It has more neurons than a honeybee, which can learn to count and to sort pictures into categories, but its neurons have less than a tenth of the connections of a cortical neuron, and it has none of the bee’s inherited circuitry.</w:t>
       </w:r>
       <w:r>
         <w:rPr>
@@ -1448,7 +1448,7 @@
         <w:pStyle w:val="FirstParagraph"/>
       </w:pPr>
       <w:r>
-        <w:t xml:space="preserve">NIMCP is the author’s own project. The account in this chapter is based on its source code, documentation, logs, and evaluation files as they stood on 19 October 2026; where the documentation and the code disagreed, the chapter follows the code. These sources are unpublished and are cited by file.</w:t>
+        <w:t xml:space="preserve">NIMCP is the author’s own project. The account in this chapter is based on its source code, documentation, logs, and evaluation files as they stood at commit 4693efd of the project’s repository (18 October 2026), examined on 19 October 2026; where the documentation and the code disagreed, the chapter follows the code. These sources are unpublished and are cited by file.</w:t>
       </w:r>
     </w:p>
     <w:bookmarkEnd w:id="64"/>
@@ -1600,7 +1600,7 @@
         <w:t xml:space="preserve">Brain regions and hemispheres</w:t>
       </w:r>
       <w:r>
-        <w:t xml:space="preserve">: src/core/brain/regions/, src/core/brain/nimcp_brain_part_core.c, and src/core/brain/factory/nimcp_brain_factory.c. NIMCP source repository (unpublished; examined 19 October 2026).</w:t>
+        <w:t xml:space="preserve">: src/core/brain/regions/, src/core/brain/nimcp_brain_part_core.c, and src/core/brain/factory/nimcp_brain_factory.c. NIMCP source repository (unpublished; examined 19 October 2026). Repository commit 4693efd, 18 October 2026.</w:t>
       </w:r>
     </w:p>
     <w:p>
@@ -1621,7 +1621,7 @@
         <w:t xml:space="preserve">Drives, homeostasis, and embodiment</w:t>
       </w:r>
       <w:r>
-        <w:t xml:space="preserve">: src/core/brain/regions/hypothalamus/, src/edge/, and docs/SENSORIMOTOR_CURIOSITY.md. NIMCP source repository (unpublished; examined 19 October 2026).</w:t>
+        <w:t xml:space="preserve">: src/core/brain/regions/hypothalamus/, src/edge/, and docs/SENSORIMOTOR_CURIOSITY.md. NIMCP source repository (unpublished; examined 19 October 2026). Repository commit 4693efd, 18 October 2026.</w:t>
       </w:r>
     </w:p>
     <w:p>
@@ -1645,7 +1645,7 @@
         <w:t xml:space="preserve"> </w:t>
       </w:r>
       <w:r>
-        <w:t xml:space="preserve">[Firing statistics of a 768-neuron spiking network]. NIMCP source repository (unpublished; examined 19 October 2026).</w:t>
+        <w:t xml:space="preserve">[Firing statistics of a 768-neuron spiking network]. NIMCP source repository (unpublished; examined 19 October 2026). Repository commit 4693efd, 18 October 2026.</w:t>
       </w:r>
     </w:p>
     <w:p>
@@ -1676,7 +1676,7 @@
         <w:t xml:space="preserve">.json, probe_20260529_</w:t>
       </w:r>
       <w:r>
-        <w:t xml:space="preserve">.log, cosines_1836.log, and checkpoints/snapshot_prod_full_20260505/chat_eval_log.jsonl. NIMCP source repository (unpublished; examined 19 October 2026).</w:t>
+        <w:t xml:space="preserve">.log, cosines_1836.log, and checkpoints/snapshot_prod_full_20260505/chat_eval_log.jsonl. NIMCP source repository (unpublished; examined 19 October 2026). Repository commit 4693efd, 18 October 2026.</w:t>
       </w:r>
     </w:p>
     <w:p>
@@ -1697,7 +1697,7 @@
         <w:t xml:space="preserve">Language pathway and teacher</w:t>
       </w:r>
       <w:r>
-        <w:t xml:space="preserve">: scripts/immerse_athena.py, scripts/claude_teacher.py, scripts/hybrid_decoder.py, src/language/nimcp_grounded_language.c, CHANGELOG.md, and docs/claude/snn-language-generation-design.md. NIMCP source repository (unpublished; examined 19 October 2026).</w:t>
+        <w:t xml:space="preserve">: scripts/immerse_athena.py, scripts/claude_teacher.py, scripts/hybrid_decoder.py, src/language/nimcp_grounded_language.c, CHANGELOG.md, and docs/claude/snn-language-generation-design.md. NIMCP source repository (unpublished; examined 19 October 2026). Repository commit 4693efd, 18 October 2026.</w:t>
       </w:r>
     </w:p>
     <w:p>
@@ -1718,7 +1718,7 @@
         <w:t xml:space="preserve">Learning mechanisms</w:t>
       </w:r>
       <w:r>
-        <w:t xml:space="preserve">: src/core/brain/learning/nimcp_brain_learning.c, src/middleware/training/nimcp_training_plasticity_bridge.c, src/plasticity/, src/cognitive/predictive/nimcp_predictive_hierarchy.c, src/cognitive/sleep_wake/nimcp_sleep_wake.c, and src/training/nimcp_unified_training.c. NIMCP source repository (unpublished; examined 19 October 2026).</w:t>
+        <w:t xml:space="preserve">: src/core/brain/learning/nimcp_brain_learning.c, src/middleware/training/nimcp_training_plasticity_bridge.c, src/plasticity/, src/cognitive/predictive/nimcp_predictive_hierarchy.c, src/cognitive/sleep_wake/nimcp_sleep_wake.c, and src/training/nimcp_unified_training.c. NIMCP source repository (unpublished; examined 19 October 2026). Repository commit 4693efd, 18 October 2026.</w:t>
       </w:r>
     </w:p>
     <w:p>
@@ -1742,7 +1742,7 @@
         <w:t xml:space="preserve"> </w:t>
       </w:r>
       <w:r>
-        <w:t xml:space="preserve">and integration notes [Planned integration with other software]. NIMCP source repository (unpublished; examined 19 October 2026).</w:t>
+        <w:t xml:space="preserve">and integration notes [Planned integration with other software]. NIMCP source repository (unpublished; examined 19 October 2026). Repository commit 4693efd, 18 October 2026.</w:t>
       </w:r>
     </w:p>
     <w:p>
@@ -1763,7 +1763,7 @@
         <w:t xml:space="preserve">Public descriptions</w:t>
       </w:r>
       <w:r>
-        <w:t xml:space="preserve">: README.md, docs/press_release.txt, docs/substack_post.md, and docs/linkedin-post-2026-03-31.md. NIMCP source repository (unpublished; examined 19 October 2026).</w:t>
+        <w:t xml:space="preserve">: README.md, docs/press_release.txt, docs/substack_post.md, and docs/linkedin-post-2026-03-31.md. NIMCP source repository (unpublished; examined 19 October 2026). Repository commit 4693efd, 18 October 2026.</w:t>
       </w:r>
     </w:p>
     <w:p>
@@ -1787,7 +1787,7 @@
         <w:t xml:space="preserve"> </w:t>
       </w:r>
       <w:r>
-        <w:t xml:space="preserve">[Project overview]. NIMCP source repository (unpublished; examined 19 October 2026).</w:t>
+        <w:t xml:space="preserve">[Project overview]. NIMCP source repository (unpublished; examined 19 October 2026). Repository commit 4693efd, 18 October 2026.</w:t>
       </w:r>
     </w:p>
     <w:p>
@@ -1808,7 +1808,7 @@
         <w:t xml:space="preserve">Safety architecture</w:t>
       </w:r>
       <w:r>
-        <w:t xml:space="preserve">: SAFETY.md, docs/SAFETY_AS_ARCHITECTURE.md, alignment/LGSS_core_rules.json, src/security/, and src/core/brain/factory/init/nimcp_brain_init_safety_verify.c. NIMCP source repository (unpublished; examined 19 October 2026).</w:t>
+        <w:t xml:space="preserve">: SAFETY.md, docs/SAFETY_AS_ARCHITECTURE.md, alignment/LGSS_core_rules.json, src/security/, and src/core/brain/factory/init/nimcp_brain_init_safety_verify.c. NIMCP source repository (unpublished; examined 19 October 2026). Repository commit 4693efd, 18 October 2026.</w:t>
       </w:r>
     </w:p>
     <w:p>
@@ -1829,7 +1829,7 @@
         <w:t xml:space="preserve">Spiking network implementation</w:t>
       </w:r>
       <w:r>
-        <w:t xml:space="preserve">: include/snn/nimcp_snn_membrane.h, src/snn/nimcp_snn_hierarchical.c, src/snn/nimcp_snn_training.c, and docs/architecture/20_snn.md and 30_gpu_memory.md. NIMCP source repository (unpublished; examined 19 October 2026).</w:t>
+        <w:t xml:space="preserve">: include/snn/nimcp_snn_membrane.h, src/snn/nimcp_snn_hierarchical.c, src/snn/nimcp_snn_training.c, and docs/architecture/20_snn.md and 30_gpu_memory.md. NIMCP source repository (unpublished; examined 19 October 2026). Repository commit 4693efd, 18 October 2026.</w:t>
       </w:r>
     </w:p>
     <w:p>
@@ -1850,7 +1850,7 @@
         <w:t xml:space="preserve">Training and monitoring records</w:t>
       </w:r>
       <w:r>
-        <w:t xml:space="preserve">: TRAINING_ALERT.txt, sync_checkpoint.log, logs/brain_daemon.log, checkpoints/athena/immersive_state.json, git history to 18 October 2026, and build/Testing/Temporary/LastTest.log. NIMCP source repository (unpublished; examined 19 October 2026).</w:t>
+        <w:t xml:space="preserve">: TRAINING_ALERT.txt, sync_checkpoint.log, logs/brain_daemon.log, checkpoints/athena/immersive_state.json, git history to 18 October 2026, and build/Testing/Temporary/LastTest.log. NIMCP source repository (unpublished; examined 19 October 2026). Repository commit 4693efd, 18 October 2026.</w:t>
       </w:r>
     </w:p>
     <w:p>
@@ -1980,7 +1980,7 @@
         <w:t xml:space="preserve"> </w:t>
       </w:r>
       <w:r>
-        <w:t xml:space="preserve">[Project overview]. NIMCP source repository (unpublished; examined 19 October 2026).</w:t>
+        <w:t xml:space="preserve">[Project overview]. NIMCP source repository (unpublished; examined 19 October 2026). Repository commit 4693efd, 18 October 2026.</w:t>
       </w:r>
     </w:p>
   </w:footnote>
@@ -2012,7 +2012,7 @@
         <w:t xml:space="preserve">Spiking network implementation</w:t>
       </w:r>
       <w:r>
-        <w:t xml:space="preserve">: include/snn/nimcp_snn_membrane.h, src/snn/nimcp_snn_hierarchical.c, src/snn/nimcp_snn_training.c, and docs/architecture/20_snn.md and 30_gpu_memory.md. NIMCP source repository (unpublished; examined 19 October 2026).</w:t>
+        <w:t xml:space="preserve">: include/snn/nimcp_snn_membrane.h, src/snn/nimcp_snn_hierarchical.c, src/snn/nimcp_snn_training.c, and docs/architecture/20_snn.md and 30_gpu_memory.md. NIMCP source repository (unpublished; examined 19 October 2026). Repository commit 4693efd, 18 October 2026.</w:t>
       </w:r>
     </w:p>
   </w:footnote>
@@ -2044,7 +2044,7 @@
         <w:t xml:space="preserve">Spiking network implementation</w:t>
       </w:r>
       <w:r>
-        <w:t xml:space="preserve">: include/snn/nimcp_snn_membrane.h, src/snn/nimcp_snn_hierarchical.c, src/snn/nimcp_snn_training.c, and docs/architecture/20_snn.md and 30_gpu_memory.md. NIMCP source repository (unpublished; examined 19 October 2026).</w:t>
+        <w:t xml:space="preserve">: include/snn/nimcp_snn_membrane.h, src/snn/nimcp_snn_hierarchical.c, src/snn/nimcp_snn_training.c, and docs/architecture/20_snn.md and 30_gpu_memory.md. NIMCP source repository (unpublished; examined 19 October 2026). Repository commit 4693efd, 18 October 2026.</w:t>
       </w:r>
     </w:p>
   </w:footnote>
@@ -2076,7 +2076,7 @@
         <w:t xml:space="preserve">Brain regions and hemispheres</w:t>
       </w:r>
       <w:r>
-        <w:t xml:space="preserve">: src/core/brain/regions/, src/core/brain/nimcp_brain_part_core.c, and src/core/brain/factory/nimcp_brain_factory.c. NIMCP source repository (unpublished; examined 19 October 2026).</w:t>
+        <w:t xml:space="preserve">: src/core/brain/regions/, src/core/brain/nimcp_brain_part_core.c, and src/core/brain/factory/nimcp_brain_factory.c. NIMCP source repository (unpublished; examined 19 October 2026). Repository commit 4693efd, 18 October 2026.</w:t>
       </w:r>
     </w:p>
   </w:footnote>
@@ -2143,7 +2143,7 @@
         <w:t xml:space="preserve">Language pathway and teacher</w:t>
       </w:r>
       <w:r>
-        <w:t xml:space="preserve">: scripts/immerse_athena.py, scripts/claude_teacher.py, scripts/hybrid_decoder.py, src/language/nimcp_grounded_language.c, CHANGELOG.md, and docs/claude/snn-language-generation-design.md. NIMCP source repository (unpublished; examined 19 October 2026); Abdin, M., Aneja, J., Awadalla, H., Awadallah, A., Awan, A. A., Bach, N., Bahree, A., Bakhtiari, A., Bao, J., Behl, H., Benhaim, A., Bilenko, M., Bjorck, J., Bubeck, S., Cai, M., Cai, Q., Chaudhary, V., Chen, D., Chen, D., … Zhou, X. (2024).</w:t>
+        <w:t xml:space="preserve">: scripts/immerse_athena.py, scripts/claude_teacher.py, scripts/hybrid_decoder.py, src/language/nimcp_grounded_language.c, CHANGELOG.md, and docs/claude/snn-language-generation-design.md. NIMCP source repository (unpublished; examined 19 October 2026). Repository commit 4693efd, 18 October 2026; Abdin, M., Aneja, J., Awadalla, H., Awadallah, A., Awan, A. A., Bach, N., Bahree, A., Bakhtiari, A., Bao, J., Behl, H., Benhaim, A., Bilenko, M., Bjorck, J., Bubeck, S., Cai, M., Cai, Q., Chaudhary, V., Chen, D., Chen, D., … Zhou, X. (2024).</w:t>
       </w:r>
       <w:r>
         <w:t xml:space="preserve"> </w:t>
@@ -2191,7 +2191,7 @@
         <w:t xml:space="preserve">Drives, homeostasis, and embodiment</w:t>
       </w:r>
       <w:r>
-        <w:t xml:space="preserve">: src/core/brain/regions/hypothalamus/, src/edge/, and docs/SENSORIMOTOR_CURIOSITY.md. NIMCP source repository (unpublished; examined 19 October 2026).</w:t>
+        <w:t xml:space="preserve">: src/core/brain/regions/hypothalamus/, src/edge/, and docs/SENSORIMOTOR_CURIOSITY.md. NIMCP source repository (unpublished; examined 19 October 2026). Repository commit 4693efd, 18 October 2026.</w:t>
       </w:r>
     </w:p>
   </w:footnote>
@@ -2226,7 +2226,7 @@
         <w:t xml:space="preserve"> </w:t>
       </w:r>
       <w:r>
-        <w:t xml:space="preserve">[Firing statistics of a 768-neuron spiking network]. NIMCP source repository (unpublished; examined 19 October 2026).</w:t>
+        <w:t xml:space="preserve">[Firing statistics of a 768-neuron spiking network]. NIMCP source repository (unpublished; examined 19 October 2026). Repository commit 4693efd, 18 October 2026.</w:t>
       </w:r>
     </w:p>
   </w:footnote>
@@ -2258,7 +2258,7 @@
         <w:t xml:space="preserve">Learning mechanisms</w:t>
       </w:r>
       <w:r>
-        <w:t xml:space="preserve">: src/core/brain/learning/nimcp_brain_learning.c, src/middleware/training/nimcp_training_plasticity_bridge.c, src/plasticity/, src/cognitive/predictive/nimcp_predictive_hierarchy.c, src/cognitive/sleep_wake/nimcp_sleep_wake.c, and src/training/nimcp_unified_training.c. NIMCP source repository (unpublished; examined 19 October 2026).</w:t>
+        <w:t xml:space="preserve">: src/core/brain/learning/nimcp_brain_learning.c, src/middleware/training/nimcp_training_plasticity_bridge.c, src/plasticity/, src/cognitive/predictive/nimcp_predictive_hierarchy.c, src/cognitive/sleep_wake/nimcp_sleep_wake.c, and src/training/nimcp_unified_training.c. NIMCP source repository (unpublished; examined 19 October 2026). Repository commit 4693efd, 18 October 2026.</w:t>
       </w:r>
     </w:p>
   </w:footnote>
@@ -2290,7 +2290,7 @@
         <w:t xml:space="preserve">Learning mechanisms</w:t>
       </w:r>
       <w:r>
-        <w:t xml:space="preserve">: src/core/brain/learning/nimcp_brain_learning.c, src/middleware/training/nimcp_training_plasticity_bridge.c, src/plasticity/, src/cognitive/predictive/nimcp_predictive_hierarchy.c, src/cognitive/sleep_wake/nimcp_sleep_wake.c, and src/training/nimcp_unified_training.c. NIMCP source repository (unpublished; examined 19 October 2026).</w:t>
+        <w:t xml:space="preserve">: src/core/brain/learning/nimcp_brain_learning.c, src/middleware/training/nimcp_training_plasticity_bridge.c, src/plasticity/, src/cognitive/predictive/nimcp_predictive_hierarchy.c, src/cognitive/sleep_wake/nimcp_sleep_wake.c, and src/training/nimcp_unified_training.c. NIMCP source repository (unpublished; examined 19 October 2026). Repository commit 4693efd, 18 October 2026.</w:t>
       </w:r>
     </w:p>
   </w:footnote>
@@ -2322,7 +2322,7 @@
         <w:t xml:space="preserve">Spiking network implementation</w:t>
       </w:r>
       <w:r>
-        <w:t xml:space="preserve">: include/snn/nimcp_snn_membrane.h, src/snn/nimcp_snn_hierarchical.c, src/snn/nimcp_snn_training.c, and docs/architecture/20_snn.md and 30_gpu_memory.md. NIMCP source repository (unpublished; examined 19 October 2026); NIMCP project. (2026).</w:t>
+        <w:t xml:space="preserve">: include/snn/nimcp_snn_membrane.h, src/snn/nimcp_snn_hierarchical.c, src/snn/nimcp_snn_training.c, and docs/architecture/20_snn.md and 30_gpu_memory.md. NIMCP source repository (unpublished; examined 19 October 2026). Repository commit 4693efd, 18 October 2026; NIMCP project. (2026).</w:t>
       </w:r>
       <w:r>
         <w:t xml:space="preserve"> </w:t>
@@ -2335,7 +2335,7 @@
         <w:t xml:space="preserve">Learning mechanisms</w:t>
       </w:r>
       <w:r>
-        <w:t xml:space="preserve">: src/core/brain/learning/nimcp_brain_learning.c, src/middleware/training/nimcp_training_plasticity_bridge.c, src/plasticity/, src/cognitive/predictive/nimcp_predictive_hierarchy.c, src/cognitive/sleep_wake/nimcp_sleep_wake.c, and src/training/nimcp_unified_training.c. NIMCP source repository (unpublished; examined 19 October 2026).</w:t>
+        <w:t xml:space="preserve">: src/core/brain/learning/nimcp_brain_learning.c, src/middleware/training/nimcp_training_plasticity_bridge.c, src/plasticity/, src/cognitive/predictive/nimcp_predictive_hierarchy.c, src/cognitive/sleep_wake/nimcp_sleep_wake.c, and src/training/nimcp_unified_training.c. NIMCP source repository (unpublished; examined 19 October 2026). Repository commit 4693efd, 18 October 2026.</w:t>
       </w:r>
     </w:p>
   </w:footnote>
@@ -2377,7 +2377,7 @@
         <w:t xml:space="preserve">.json, probe_20260529_</w:t>
       </w:r>
       <w:r>
-        <w:t xml:space="preserve">.log, cosines_1836.log, and checkpoints/snapshot_prod_full_20260505/chat_eval_log.jsonl. NIMCP source repository (unpublished; examined 19 October 2026).</w:t>
+        <w:t xml:space="preserve">.log, cosines_1836.log, and checkpoints/snapshot_prod_full_20260505/chat_eval_log.jsonl. NIMCP source repository (unpublished; examined 19 October 2026). Repository commit 4693efd, 18 October 2026.</w:t>
       </w:r>
     </w:p>
   </w:footnote>
@@ -2409,7 +2409,7 @@
         <w:t xml:space="preserve">Training and monitoring records</w:t>
       </w:r>
       <w:r>
-        <w:t xml:space="preserve">: TRAINING_ALERT.txt, sync_checkpoint.log, logs/brain_daemon.log, checkpoints/athena/immersive_state.json, git history to 18 October 2026, and build/Testing/Temporary/LastTest.log. NIMCP source repository (unpublished; examined 19 October 2026).</w:t>
+        <w:t xml:space="preserve">: TRAINING_ALERT.txt, sync_checkpoint.log, logs/brain_daemon.log, checkpoints/athena/immersive_state.json, git history to 18 October 2026, and build/Testing/Temporary/LastTest.log. NIMCP source repository (unpublished; examined 19 October 2026). Repository commit 4693efd, 18 October 2026.</w:t>
       </w:r>
     </w:p>
   </w:footnote>
@@ -2441,7 +2441,7 @@
         <w:t xml:space="preserve">Public descriptions</w:t>
       </w:r>
       <w:r>
-        <w:t xml:space="preserve">: README.md, docs/press_release.txt, docs/substack_post.md, and docs/linkedin-post-2026-03-31.md. NIMCP source repository (unpublished; examined 19 October 2026).</w:t>
+        <w:t xml:space="preserve">: README.md, docs/press_release.txt, docs/substack_post.md, and docs/linkedin-post-2026-03-31.md. NIMCP source repository (unpublished; examined 19 October 2026). Repository commit 4693efd, 18 October 2026.</w:t>
       </w:r>
     </w:p>
   </w:footnote>
@@ -2473,7 +2473,7 @@
         <w:t xml:space="preserve">Language pathway and teacher</w:t>
       </w:r>
       <w:r>
-        <w:t xml:space="preserve">: scripts/immerse_athena.py, scripts/claude_teacher.py, scripts/hybrid_decoder.py, src/language/nimcp_grounded_language.c, CHANGELOG.md, and docs/claude/snn-language-generation-design.md. NIMCP source repository (unpublished; examined 19 October 2026).</w:t>
+        <w:t xml:space="preserve">: scripts/immerse_athena.py, scripts/claude_teacher.py, scripts/hybrid_decoder.py, src/language/nimcp_grounded_language.c, CHANGELOG.md, and docs/claude/snn-language-generation-design.md. NIMCP source repository (unpublished; examined 19 October 2026). Repository commit 4693efd, 18 October 2026.</w:t>
       </w:r>
     </w:p>
   </w:footnote>
@@ -2589,7 +2589,7 @@
         <w:t xml:space="preserve">Safety architecture</w:t>
       </w:r>
       <w:r>
-        <w:t xml:space="preserve">: SAFETY.md, docs/SAFETY_AS_ARCHITECTURE.md, alignment/LGSS_core_rules.json, src/security/, and src/core/brain/factory/init/nimcp_brain_init_safety_verify.c. NIMCP source repository (unpublished; examined 19 October 2026).</w:t>
+        <w:t xml:space="preserve">: SAFETY.md, docs/SAFETY_AS_ARCHITECTURE.md, alignment/LGSS_core_rules.json, src/security/, and src/core/brain/factory/init/nimcp_brain_init_safety_verify.c. NIMCP source repository (unpublished; examined 19 October 2026). Repository commit 4693efd, 18 October 2026.</w:t>
       </w:r>
     </w:p>
   </w:footnote>
@@ -2624,7 +2624,7 @@
         <w:t xml:space="preserve"> </w:t>
       </w:r>
       <w:r>
-        <w:t xml:space="preserve">and integration notes [Planned integration with other software]. NIMCP source repository (unpublished; examined 19 October 2026).</w:t>
+        <w:t xml:space="preserve">and integration notes [Planned integration with other software]. NIMCP source repository (unpublished; examined 19 October 2026). Repository commit 4693efd, 18 October 2026.</w:t>
       </w:r>
     </w:p>
   </w:footnote>
